--- a/lab02_annotation/report.docx
+++ b/lab02_annotation/report.docx
@@ -195,14 +195,27 @@
     <w:p>
       <w:pPr>
         <w:pStyle w:val="aff9"/>
-        <w:spacing w:before="1240" w:beforeAutospacing="0" w:after="0" w:afterAutospacing="0"/>
+        <w:spacing w:before="1040" w:beforeAutospacing="0" w:after="0" w:afterAutospacing="0"/>
         <w:jc w:val="both"/>
       </w:pPr>
       <w:r>
         <w:rPr>
           <w:sz w:val="28"/>
         </w:rPr>
-        <w:t>Обучающийся: Дущенко Даниил Александрович, К3341</w:t>
+        <w:t>Обучающиеся: Дущенко Даниил Александрович, К3341</w:t>
+      </w:r>
+    </w:p>
+    <w:p>
+      <w:pPr>
+        <w:pStyle w:val="aff9"/>
+        <w:spacing w:before="0" w:beforeAutospacing="0" w:after="0" w:afterAutospacing="0"/>
+        <w:jc w:val="both"/>
+      </w:pPr>
+      <w:r>
+        <w:rPr>
+          <w:sz w:val="28"/>
+        </w:rPr>
+        <w:t>Коваленко Евгений Юрьевич, К3341</w:t>
       </w:r>
     </w:p>
     <w:p>
@@ -283,7 +296,7 @@
       <w:r>
         <w:fldChar w:fldCharType="separate"/>
       </w:r>
-      <w:hyperlink w:anchor="_Toc239783960" w:history="1">
+      <w:hyperlink w:anchor="_Toc239790086" w:history="1">
         <w:r>
           <w:rPr>
             <w:rStyle w:val="aff8"/>
@@ -311,7 +324,7 @@
             <w:noProof/>
             <w:webHidden/>
           </w:rPr>
-          <w:instrText xml:space="preserve"> PAGEREF _Toc239783960 \h </w:instrText>
+          <w:instrText xml:space="preserve"> PAGEREF _Toc239790086 \h </w:instrText>
         </w:r>
         <w:r>
           <w:rPr>
@@ -356,7 +369,7 @@
           <w:lang w:val="ru-RU" w:eastAsia="ru-RU"/>
         </w:rPr>
       </w:pPr>
-      <w:hyperlink w:anchor="_Toc239783961" w:history="1">
+      <w:hyperlink w:anchor="_Toc239790087" w:history="1">
         <w:r>
           <w:rPr>
             <w:rStyle w:val="aff8"/>
@@ -384,7 +397,7 @@
             <w:noProof/>
             <w:webHidden/>
           </w:rPr>
-          <w:instrText xml:space="preserve"> PAGEREF _Toc239783961 \h </w:instrText>
+          <w:instrText xml:space="preserve"> PAGEREF _Toc239790087 \h </w:instrText>
         </w:r>
         <w:r>
           <w:rPr>
@@ -429,7 +442,7 @@
           <w:lang w:val="ru-RU" w:eastAsia="ru-RU"/>
         </w:rPr>
       </w:pPr>
-      <w:hyperlink w:anchor="_Toc239783962" w:history="1">
+      <w:hyperlink w:anchor="_Toc239790088" w:history="1">
         <w:r>
           <w:rPr>
             <w:rStyle w:val="aff8"/>
@@ -457,7 +470,7 @@
             <w:noProof/>
             <w:webHidden/>
           </w:rPr>
-          <w:instrText xml:space="preserve"> PAGEREF _Toc239783962 \h </w:instrText>
+          <w:instrText xml:space="preserve"> PAGEREF _Toc239790088 \h </w:instrText>
         </w:r>
         <w:r>
           <w:rPr>
@@ -502,7 +515,7 @@
           <w:lang w:val="ru-RU" w:eastAsia="ru-RU"/>
         </w:rPr>
       </w:pPr>
-      <w:hyperlink w:anchor="_Toc239783963" w:history="1">
+      <w:hyperlink w:anchor="_Toc239790089" w:history="1">
         <w:r>
           <w:rPr>
             <w:rStyle w:val="aff8"/>
@@ -530,7 +543,7 @@
             <w:noProof/>
             <w:webHidden/>
           </w:rPr>
-          <w:instrText xml:space="preserve"> PAGEREF _Toc239783963 \h </w:instrText>
+          <w:instrText xml:space="preserve"> PAGEREF _Toc239790089 \h </w:instrText>
         </w:r>
         <w:r>
           <w:rPr>
@@ -575,7 +588,7 @@
           <w:lang w:val="ru-RU" w:eastAsia="ru-RU"/>
         </w:rPr>
       </w:pPr>
-      <w:hyperlink w:anchor="_Toc239783964" w:history="1">
+      <w:hyperlink w:anchor="_Toc239790090" w:history="1">
         <w:r>
           <w:rPr>
             <w:rStyle w:val="aff8"/>
@@ -603,7 +616,7 @@
             <w:noProof/>
             <w:webHidden/>
           </w:rPr>
-          <w:instrText xml:space="preserve"> PAGEREF _Toc239783964 \h </w:instrText>
+          <w:instrText xml:space="preserve"> PAGEREF _Toc239790090 \h </w:instrText>
         </w:r>
         <w:r>
           <w:rPr>
@@ -648,7 +661,7 @@
           <w:lang w:val="ru-RU" w:eastAsia="ru-RU"/>
         </w:rPr>
       </w:pPr>
-      <w:hyperlink w:anchor="_Toc239783965" w:history="1">
+      <w:hyperlink w:anchor="_Toc239790091" w:history="1">
         <w:r>
           <w:rPr>
             <w:rStyle w:val="aff8"/>
@@ -676,7 +689,7 @@
             <w:noProof/>
             <w:webHidden/>
           </w:rPr>
-          <w:instrText xml:space="preserve"> PAGEREF _Toc239783965 \h </w:instrText>
+          <w:instrText xml:space="preserve"> PAGEREF _Toc239790091 \h </w:instrText>
         </w:r>
         <w:r>
           <w:rPr>
@@ -721,7 +734,7 @@
           <w:lang w:val="ru-RU" w:eastAsia="ru-RU"/>
         </w:rPr>
       </w:pPr>
-      <w:hyperlink w:anchor="_Toc239783966" w:history="1">
+      <w:hyperlink w:anchor="_Toc239790092" w:history="1">
         <w:r>
           <w:rPr>
             <w:rStyle w:val="aff8"/>
@@ -749,7 +762,7 @@
             <w:noProof/>
             <w:webHidden/>
           </w:rPr>
-          <w:instrText xml:space="preserve"> PAGEREF _Toc239783966 \h </w:instrText>
+          <w:instrText xml:space="preserve"> PAGEREF _Toc239790092 \h </w:instrText>
         </w:r>
         <w:r>
           <w:rPr>
@@ -794,7 +807,7 @@
           <w:lang w:val="ru-RU" w:eastAsia="ru-RU"/>
         </w:rPr>
       </w:pPr>
-      <w:hyperlink w:anchor="_Toc239783967" w:history="1">
+      <w:hyperlink w:anchor="_Toc239790093" w:history="1">
         <w:r>
           <w:rPr>
             <w:rStyle w:val="aff8"/>
@@ -822,7 +835,7 @@
             <w:noProof/>
             <w:webHidden/>
           </w:rPr>
-          <w:instrText xml:space="preserve"> PAGEREF _Toc239783967 \h </w:instrText>
+          <w:instrText xml:space="preserve"> PAGEREF _Toc239790093 \h </w:instrText>
         </w:r>
         <w:r>
           <w:rPr>
@@ -870,7 +883,7 @@
         <w:ind w:firstLine="0"/>
         <w:jc w:val="center"/>
       </w:pPr>
-      <w:bookmarkStart w:id="1" w:name="_Toc239783960"/>
+      <w:bookmarkStart w:id="1" w:name="_Toc239790086"/>
       <w:r>
         <w:lastRenderedPageBreak/>
         <w:t>ВВЕДЕНИЕ</w:t>
@@ -879,12 +892,24 @@
     </w:p>
     <w:p>
       <w:r>
-        <w:t>Цель работы — показать зависимость метки от определения категории и процедуры разметки. Выбрана срочность обращения. ИИ-ассистент создал 90 коротких синтетических русскоязычных сообщений без меток. В набор включены аварии, бытовые просьбы, рекламные призывы, обычные сроки, цитаты и отрицания. Содержание не извлечено из персональных переписок. Файл texts.csv сохраняет стабильные ID; эти же идентификаторы используются на обоих этапах.</w:t>
+        <w:t>Цель работы — показать зависимость</w:t>
+      </w:r>
+      <w:r>
+        <w:t xml:space="preserve"> метки от определения категории и процедуры разметки. Выбрана срочность обращения. Мы сгенерировали 90 коротких синтетических русскоязычных сообщений без меток. В набор включены аварии, бытовые просьбы, рекламные призывы, обычные сроки, цитаты и отрицания.</w:t>
+      </w:r>
+      <w:r>
+        <w:t xml:space="preserve"> Содержание не извлечено из персональных переписок. Файл texts.csv сохраняет стабильные ID; эти же идентификаторы используются на обоих этапах.</w:t>
       </w:r>
     </w:p>
     <w:p>
       <w:r>
-        <w:t>По согласованию с пользователем три участника моделировались независимыми ИИ-агентами. A — основной ассистент, B и C — отдельные агенты. Каждый получил только исходные тексты и сначала записал собственное рабочее определение. Чужие определения и метки до завершения первичного этапа не передавались. Это процедурная изоляция ответов, но не независимость человеческих популяций: агенты принадлежат одной модельной среде. Полученные коэффициенты нельзя представлять как оценку согласия трёх реальных людей.</w:t>
+        <w:t xml:space="preserve">Мы организовали эксперимент с тремя изолированными LLM-разметчиками A, B и C. Каждый получил исходные тексты и </w:t>
+      </w:r>
+      <w:r>
+        <w:t>сначала сформулировал собственное рабочее определение. Чужие определения и метки до завершения первичного этапа не передавались. Далее мы сравнивали три сохранённых набора ответов. Это сравнение модельных разметок; коэффициенты не оценивают согласие двух а</w:t>
+      </w:r>
+      <w:r>
+        <w:t>второв отчёта.</w:t>
       </w:r>
     </w:p>
     <w:p>
@@ -895,7 +920,7 @@
         <w:spacing w:after="240"/>
         <w:jc w:val="left"/>
       </w:pPr>
-      <w:bookmarkStart w:id="2" w:name="_Toc239783961"/>
+      <w:bookmarkStart w:id="2" w:name="_Toc239790087"/>
       <w:r>
         <w:lastRenderedPageBreak/>
         <w:t>1 Выполнение работы</w:t>
@@ -909,7 +934,7 @@
         <w:spacing w:before="240" w:after="240"/>
         <w:jc w:val="left"/>
       </w:pPr>
-      <w:bookmarkStart w:id="3" w:name="_Toc239783962"/>
+      <w:bookmarkStart w:id="3" w:name="_Toc239790088"/>
       <w:r>
         <w:t>1.1 Первичная разметка</w:t>
       </w:r>
@@ -917,12 +942,21 @@
     </w:p>
     <w:p>
       <w:r>
-        <w:t>Разметчик A связывал срочность с обоснованной безотлагательностью: риском или коротким сроком с последствиями. B ориентировался на выраженное требование ускорения. C также учитывал коммуникативные признаки, но чаще оставлял неопределённость при неявном запросе и неизвестном сроке. Все 90 сообщений независимо получили 1, 0 или ?. Значение ? рассматривается как полноценная третья категория, а не пропуск. Первичные ответы и краткие основания сохранены без согласования и исправлений.</w:t>
+        <w:t>Разметчик A связывал срочность с обоснованной безотлагательностью: риском или коротким сроком с последствиями. B ориентировался на выраженное требование ускорения. C также учитывал коммуникативные п</w:t>
+      </w:r>
+      <w:r>
+        <w:t>ризнаки, но чаще оставлял неопределённость при неявном запросе и неизвестном сроке. Все 90 сообщений независимо получили 1, 0 или ?. Значение ? рассматривается как полноценная третья категория, а не пропуск. Первичные ответы и краткие основания сохранены б</w:t>
+      </w:r>
+      <w:r>
+        <w:t>ез согласования и исправлений.</w:t>
       </w:r>
     </w:p>
     <w:p>
       <w:r>
-        <w:t>Вычислены три попарных Cohen’s kappa и многопользовательская Fleiss’ kappa через готовую функцию statsmodels [1, 2]. Использованы номинальные категории без весов: порядок 0, 1, ? не задаёт численного расстояния. Дополнительно рассчитана доля полного совпадения трёх ответов. Это помогает отличить непосредственно наблюдаемое согласие от коэффициента с поправкой на случайное совпадение.</w:t>
+        <w:t>Мы вычислили три попарных Cohen’s kappa и многопользовательская Fleiss’ kappa через готовую функцию statsmodels [1, 2]. Использованы номинальные категории без весов: порядок 0, 1, ? не задаёт численного расстояния. Дополнител</w:t>
+      </w:r>
+      <w:r>
+        <w:t>ьно рассчитана доля полного совпадения трёх ответов. Это помогает отличить непосредственно наблюдаемое согласие от коэффициента с поправкой на случайное совпадение.</w:t>
       </w:r>
     </w:p>
     <w:p>
@@ -959,6 +993,7 @@
           </w:tcPr>
           <w:p>
             <w:pPr>
+              <w:keepNext/>
               <w:spacing w:before="60" w:after="60" w:line="240" w:lineRule="auto"/>
               <w:ind w:firstLine="0"/>
             </w:pPr>
@@ -977,6 +1012,7 @@
           </w:tcPr>
           <w:p>
             <w:pPr>
+              <w:keepNext/>
               <w:spacing w:before="60" w:after="60" w:line="240" w:lineRule="auto"/>
               <w:ind w:firstLine="0"/>
             </w:pPr>
@@ -995,6 +1031,7 @@
           </w:tcPr>
           <w:p>
             <w:pPr>
+              <w:keepNext/>
               <w:spacing w:before="60" w:after="60" w:line="240" w:lineRule="auto"/>
               <w:ind w:firstLine="0"/>
             </w:pPr>
@@ -1013,6 +1050,7 @@
           </w:tcPr>
           <w:p>
             <w:pPr>
+              <w:keepNext/>
               <w:spacing w:before="60" w:after="60" w:line="240" w:lineRule="auto"/>
               <w:ind w:firstLine="0"/>
             </w:pPr>
@@ -1036,6 +1074,7 @@
           </w:tcPr>
           <w:p>
             <w:pPr>
+              <w:keepNext/>
               <w:spacing w:before="60" w:after="60" w:line="240" w:lineRule="auto"/>
               <w:ind w:firstLine="0"/>
             </w:pPr>
@@ -1053,6 +1092,7 @@
           </w:tcPr>
           <w:p>
             <w:pPr>
+              <w:keepNext/>
               <w:spacing w:before="60" w:after="60" w:line="240" w:lineRule="auto"/>
               <w:ind w:firstLine="0"/>
             </w:pPr>
@@ -1070,6 +1110,7 @@
           </w:tcPr>
           <w:p>
             <w:pPr>
+              <w:keepNext/>
               <w:spacing w:before="60" w:after="60" w:line="240" w:lineRule="auto"/>
               <w:ind w:firstLine="0"/>
             </w:pPr>
@@ -1087,6 +1128,7 @@
           </w:tcPr>
           <w:p>
             <w:pPr>
+              <w:keepNext/>
               <w:spacing w:before="60" w:after="60" w:line="240" w:lineRule="auto"/>
               <w:ind w:firstLine="0"/>
             </w:pPr>
@@ -1109,6 +1151,7 @@
           </w:tcPr>
           <w:p>
             <w:pPr>
+              <w:keepNext/>
               <w:spacing w:before="60" w:after="60" w:line="240" w:lineRule="auto"/>
               <w:ind w:firstLine="0"/>
             </w:pPr>
@@ -1126,6 +1169,7 @@
           </w:tcPr>
           <w:p>
             <w:pPr>
+              <w:keepNext/>
               <w:spacing w:before="60" w:after="60" w:line="240" w:lineRule="auto"/>
               <w:ind w:firstLine="0"/>
             </w:pPr>
@@ -1143,6 +1187,7 @@
           </w:tcPr>
           <w:p>
             <w:pPr>
+              <w:keepNext/>
               <w:spacing w:before="60" w:after="60" w:line="240" w:lineRule="auto"/>
               <w:ind w:firstLine="0"/>
             </w:pPr>
@@ -1160,6 +1205,7 @@
           </w:tcPr>
           <w:p>
             <w:pPr>
+              <w:keepNext/>
               <w:spacing w:before="60" w:after="60" w:line="240" w:lineRule="auto"/>
               <w:ind w:firstLine="0"/>
             </w:pPr>
@@ -1182,6 +1228,7 @@
           </w:tcPr>
           <w:p>
             <w:pPr>
+              <w:keepNext/>
               <w:spacing w:before="60" w:after="60" w:line="240" w:lineRule="auto"/>
               <w:ind w:firstLine="0"/>
             </w:pPr>
@@ -1199,6 +1246,7 @@
           </w:tcPr>
           <w:p>
             <w:pPr>
+              <w:keepNext/>
               <w:spacing w:before="60" w:after="60" w:line="240" w:lineRule="auto"/>
               <w:ind w:firstLine="0"/>
             </w:pPr>
@@ -1216,6 +1264,7 @@
           </w:tcPr>
           <w:p>
             <w:pPr>
+              <w:keepNext/>
               <w:spacing w:before="60" w:after="60" w:line="240" w:lineRule="auto"/>
               <w:ind w:firstLine="0"/>
             </w:pPr>
@@ -1233,6 +1282,7 @@
           </w:tcPr>
           <w:p>
             <w:pPr>
+              <w:keepNext/>
               <w:spacing w:before="60" w:after="60" w:line="240" w:lineRule="auto"/>
               <w:ind w:firstLine="0"/>
             </w:pPr>
@@ -1255,6 +1305,7 @@
           </w:tcPr>
           <w:p>
             <w:pPr>
+              <w:keepNext/>
               <w:spacing w:before="60" w:after="60" w:line="240" w:lineRule="auto"/>
               <w:ind w:firstLine="0"/>
             </w:pPr>
@@ -1272,6 +1323,7 @@
           </w:tcPr>
           <w:p>
             <w:pPr>
+              <w:keepNext/>
               <w:spacing w:before="60" w:after="60" w:line="240" w:lineRule="auto"/>
               <w:ind w:firstLine="0"/>
             </w:pPr>
@@ -1289,6 +1341,7 @@
           </w:tcPr>
           <w:p>
             <w:pPr>
+              <w:keepNext/>
               <w:spacing w:before="60" w:after="60" w:line="240" w:lineRule="auto"/>
               <w:ind w:firstLine="0"/>
             </w:pPr>
@@ -1306,6 +1359,7 @@
           </w:tcPr>
           <w:p>
             <w:pPr>
+              <w:keepNext/>
               <w:spacing w:before="60" w:after="60" w:line="240" w:lineRule="auto"/>
               <w:ind w:firstLine="0"/>
             </w:pPr>
@@ -1405,7 +1459,7 @@
         <w:spacing w:before="240" w:after="240"/>
         <w:jc w:val="left"/>
       </w:pPr>
-      <w:bookmarkStart w:id="4" w:name="_Toc239783963"/>
+      <w:bookmarkStart w:id="4" w:name="_Toc239790089"/>
       <w:r>
         <w:t>1.2 Выбор разногласий и общая инструкция</w:t>
       </w:r>
@@ -1413,21 +1467,39 @@
     </w:p>
     <w:p>
       <w:r>
-        <w:t xml:space="preserve">Степень разногласия определена как число несовпадающих пар среди трёх разметчиков. Отобраны 30 записей с максимальным значением; равенства разрешались по ID. Поэтому отбор воспроизводим и не зависит от желаемого результата повторной разметки. Сравнение до/после выполняется </w:t>
+        <w:t xml:space="preserve">Степень разногласия определена как число несовпадающих пар </w:t>
+      </w:r>
+      <w:r>
+        <w:t xml:space="preserve">среди трёх разметчиков. Мы отобрали 30 записей с максимальным значением; равенства разрешались по ID. Поэтому отбор воспроизводим и не зависит от желаемого результата повторной разметки. Сравнение до/после выполняется </w:t>
       </w:r>
       <w:r>
         <w:lastRenderedPageBreak/>
-        <w:t>на одних и тех же 30 объектах, а не между исходными 90 и более трудным подмножеством. Остальные 60 текстов повторно не размечались.</w:t>
+        <w:t>на одних и тех же 30 объектах, а не ме</w:t>
+      </w:r>
+      <w:r>
+        <w:t>жду исходными 90 и более трудным подмножеством. Остальные 60 текстов повторно не размечались.</w:t>
       </w:r>
     </w:p>
     <w:p>
       <w:r>
-        <w:t>Причины объединены в пять групп: явное требование против обоснованной необходимости; рекламная срочность; срок и недостающий временной контекст; неявное обращение или зависимость работы от ответа; цитирование чужого требования. Группа записана для каждой строки в disagreements.csv. Существенная часть расхождений возникла не из-за невнимательности, а из-за разных объектов оценки: A оценивал фактическую безотлагательность, B и C — речевое требование ускорения.</w:t>
+        <w:t>Мы объединили причины в пять групп: явное требование против обоснованной необходимости; рекламная срочность; срок и недостающий временной контекст; неявное обраще</w:t>
+      </w:r>
+      <w:r>
+        <w:t>ние или зависимость работы от ответа; цитирование чужого требования. Группа записана для каждой строки в disagreements.csv. Существенная часть расхождений возникла не из-за невнимательности, а из-за разных объектов оценки: A оценивал фактическую безотлагат</w:t>
+      </w:r>
+      <w:r>
+        <w:t>ельность, B и C — речевое требование ускорения.</w:t>
       </w:r>
     </w:p>
     <w:p>
       <w:r>
-        <w:t>Общая инструкция закрепляет второй объект: выраженную срочность обращения. Она включает определение, положительные и отрицательные критерии, восемь примеров и правила пограничных случаев. Явное «срочно» учитывается независимо от важности темы и рекламной природы сообщения. Обычное «сегодня» без дополнительных сигналов не считается срочностью. Отрицание имеет приоритет; историческая цитата сама по себе не создаёт актуального требования. Метка ? предназначена для конкретной неразрешимой неоднозначности, а не для любого отсутствия подробностей.</w:t>
+        <w:t>Общая инструкция закрепляет второй объект: выраженную срочность обращения. Она включает определение, положительные и отрицательные критерии, восемь примеров и правила пограничных случаев. Явное «срочно» учиты</w:t>
+      </w:r>
+      <w:r>
+        <w:t>вается независимо от важности темы и рекламной природы сообщения. Обычное «сегодня» без дополнительных сигналов не считается срочностью. Отрицание имеет приоритет; историческая цитата сама по себе не создаёт актуального требования. Метка ? предназначена дл</w:t>
+      </w:r>
+      <w:r>
+        <w:t>я конкретной неразрешимой неоднозначности, а не для любого отсутствия подробностей.</w:t>
       </w:r>
     </w:p>
     <w:p>
@@ -1437,7 +1509,7 @@
         <w:spacing w:before="240" w:after="240"/>
         <w:jc w:val="left"/>
       </w:pPr>
-      <w:bookmarkStart w:id="5" w:name="_Toc239783964"/>
+      <w:bookmarkStart w:id="5" w:name="_Toc239790090"/>
       <w:r>
         <w:t>1.3 Три спорных примера</w:t>
       </w:r>
@@ -1445,12 +1517,21 @@
     </w:p>
     <w:p>
       <w:r>
-        <w:t>T26: «Мне срочно нужен совет по выбору обоев». Первично A поставил ?, B и C — 1. Для A отсутствовала причина немедленного решения, другие участники учитывали прямой маркер. После инструкции все поставили 1: размечается выраженное требование, а не доказанная важность ремонта. Этот конфликт устраняется выбором операционального определения, а не обнаружением скрытого объективного ответа.</w:t>
+        <w:t xml:space="preserve">T26: «Мне срочно нужен совет по выбору обоев». Первично A поставил ?, B и C — 1. Для A отсутствовала причина немедленного решения, другие участники </w:t>
+      </w:r>
+      <w:r>
+        <w:t>учитывали прямой маркер. После инструкции все поставили 1: размечается выраженное требование, а не доказанная важность ремонта. Этот конфликт устраняется выбором операционального определения, а не обнаружением скрытого объективного ответа.</w:t>
       </w:r>
     </w:p>
     <w:p>
       <w:r>
-        <w:t xml:space="preserve">T49: «До закрытия приёма заявок осталось полчаса». A выбрал 1, B и C — ?. Сигнал близкого срока очевиден, но прямой просьбы нет. Общая инструкция разрешила учитывать короткое закрывающееся окно как подразумеваемое обращение. Повторно получено 1/1/1. Решение зависит от </w:t>
+        <w:t xml:space="preserve">T49: «До </w:t>
+      </w:r>
+      <w:r>
+        <w:t>закрытия приёма заявок осталось полчаса». A выбрал 1, B и C — ?. Сигнал близкого срока очевиден, но прямой просьбы нет. Общая инструкция разрешила учитывать короткое закрывающееся окно как подразумеваемое обращение. Повторно получено 1/1/1. Решение зависит</w:t>
+      </w:r>
+      <w:r>
+        <w:t xml:space="preserve"> от </w:t>
       </w:r>
       <w:r>
         <w:lastRenderedPageBreak/>
@@ -1459,7 +1540,10 @@
     </w:p>
     <w:p>
       <w:r>
-        <w:t>T65: «Без подписи работа стоит». Первичные ответы — ?/1/?. Неизвестно, идёт ли речь о критическом процессе, обычной очереди согласования или пересказе. После инструкции получено ?/?/?. Согласованность выросла, но информационная неопределённость не исчезла. Участники лишь договорились одинаково её обозначать. Этот пример особенно важен: рост kappa не всегда означает появление более определённого знания.</w:t>
+        <w:t>T65: «Без подписи работа стоит». Первичные ответы — ?/1/?. Неизвестно, идёт ли речь о критическом процессе, обычной очереди согласования или пересказе.</w:t>
+      </w:r>
+      <w:r>
+        <w:t xml:space="preserve"> После инструкции получено ?/?/?. Согласованность выросла, но информационная неопределённость не исчезла. Участники лишь договорились одинаково её обозначать. Этот пример особенно важен: рост kappa не всегда означает появление более определённого знания.</w:t>
       </w:r>
     </w:p>
     <w:p>
@@ -1469,7 +1553,7 @@
         <w:spacing w:before="240" w:after="240"/>
         <w:jc w:val="left"/>
       </w:pPr>
-      <w:bookmarkStart w:id="6" w:name="_Toc239783965"/>
+      <w:bookmarkStart w:id="6" w:name="_Toc239790091"/>
       <w:r>
         <w:t>1.4 Повторный этап и ограничения</w:t>
       </w:r>
@@ -1477,12 +1561,21 @@
     </w:p>
     <w:p>
       <w:r>
-        <w:t>Каждый агент независимо прочитал общую инструкцию и файл disputed30.csv без предыдущих столбцов. Все три повторных файла содержат одинаковые ответы, поэтому kappa равна 1. Это фактический результат сохранённых разметок, а не целевое значение, под которое исправлялись метки. Однако инструкция разрабатывалась на этих же спорных примерах и включает близкие формулировки. Следовательно, результат показывает согласование на разобранном материале; для оценки переноса нужна новая слепая выборка.</w:t>
+        <w:t xml:space="preserve">Каждый разметчик отдельно получил общую инструкцию и файл disputed30.csv без предыдущих столбцов. Все три повторных файла содержат одинаковые ответы, поэтому kappa равна 1. Это фактический результат сохранённых разметок, а </w:t>
+      </w:r>
+      <w:r>
+        <w:t>не целевое значение, под которое исправлялись метки. Однако инструкция разрабатывалась на этих же спорных примерах и включает близкие формулировки. Следовательно, результат показывает согласование на разобранном материале; для оценки переноса нужна новая с</w:t>
+      </w:r>
+      <w:r>
+        <w:t>лепая выборка.</w:t>
       </w:r>
     </w:p>
     <w:p>
       <w:r>
-        <w:t>Высокое согласие после уточнения критерия не доказывает валидность категории или её применимость к реальным экстренным обращениям. Однотипная модельная среда участников, синтетический корпус и повторное использование текстов могли облегчить согласование. Вклад A: исходные данные, первое определение, разметка, объединение, метрики и инструкция. Вклад B и C: собственные определения, независимые первичные и повторные ответы. Все участники представлены как ИИ-роли; ответственность студента за понимание процедуры сохраняется.</w:t>
+        <w:t xml:space="preserve">Высокое согласие после уточнения критерия не доказывает валидность категории или её применимость к реальным экстренным обращениям. Одна модельная среда, синтетический корпус и повторное использование текстов могли облегчить согласование. Мы </w:t>
+      </w:r>
+      <w:r>
+        <w:t>подготовили данные, организовали два этапа разметки, объединили ответы, рассчитали метрики и составили общую инструкцию. При анализе мы отдельно проверили влияние определения категории и недостатка контекста.</w:t>
       </w:r>
     </w:p>
     <w:p>
@@ -1494,7 +1587,7 @@
         <w:ind w:firstLine="0"/>
         <w:jc w:val="center"/>
       </w:pPr>
-      <w:bookmarkStart w:id="7" w:name="_Toc239783966"/>
+      <w:bookmarkStart w:id="7" w:name="_Toc239790092"/>
       <w:r>
         <w:lastRenderedPageBreak/>
         <w:t>ЗАКЛЮЧЕНИЕ</w:t>
@@ -1503,7 +1596,13 @@
     </w:p>
     <w:p>
       <w:r>
-        <w:t>Инструкция устраняет расхождения, вызванные разными критериями, обработкой рекламы, сроков и цитат. Недостаток реального контекста полностью устранить нельзя: его следует явно кодировать и анализировать. Целевая переменная возникает из согласованной исследовательской процедуры. Для воспроизводимости сохранены шесть файлов индивидуальных ответов, объединённая таблица, список спорных случаев, инструкция и расчёт метрик. Повторный запуск evaluate.py восстанавливает все коэффициенты из исходных меток.</w:t>
+        <w:t>Инструкция устраняет расхождения, вы</w:t>
+      </w:r>
+      <w:r>
+        <w:t>званные разными критериями, обработкой рекламы, сроков и цитат. Недостаток реального контекста полностью устранить нельзя: его следует явно кодировать и анализировать. Целевая переменная возникает из согласованной исследовательской процедуры. Для воспроизв</w:t>
+      </w:r>
+      <w:r>
+        <w:t>одимости сохранены шесть файлов индивидуальных ответов, объединённая таблица, список спорных случаев, инструкция и расчёт метрик. Повторный запуск evaluate.py восстанавливает все коэффициенты из исходных меток.</w:t>
       </w:r>
     </w:p>
     <w:p>
@@ -1515,7 +1614,7 @@
         <w:ind w:firstLine="0"/>
         <w:jc w:val="center"/>
       </w:pPr>
-      <w:bookmarkStart w:id="8" w:name="_Toc239783967"/>
+      <w:bookmarkStart w:id="8" w:name="_Toc239790093"/>
       <w:r>
         <w:lastRenderedPageBreak/>
         <w:t>СПИСОК ИСПОЛЬЗОВАННЫХ ИСТОЧНИКОВ</w:t>
@@ -1524,12 +1623,18 @@
     </w:p>
     <w:p>
       <w:r>
-        <w:t>[1] scikit-learn. cohen_kappa_score. URL: https://scikit-learn.org/stable/modules/generated/sklearn.metrics.cohen_kappa_score.html (дата обращения: 08.09.2026).</w:t>
+        <w:t>[1] scikit-l</w:t>
+      </w:r>
+      <w:r>
+        <w:t>earn. cohen_kappa_score. URL: https://scikit-learn.org/stable/modules/generated/sklearn.metrics.cohen_kappa_score.html (дата обращения: 08.09.2026).</w:t>
       </w:r>
     </w:p>
     <w:p>
       <w:r>
-        <w:t>[2] statsmodels. fleiss_kappa. URL: https://www.statsmodels.org/stable/generated/statsmodels.stats.inter_rater.fleiss_kappa.html (дата обращения: 08.09.2026).</w:t>
+        <w:t>[2] statsmodels. fleiss_kappa. URL: https://www.statsmodels.org/stable/generated/statsmodels.stats.inter_ra</w:t>
+      </w:r>
+      <w:r>
+        <w:t>ter.fleiss_kappa.html (дата обращения: 08.09.2026).</w:t>
       </w:r>
     </w:p>
     <w:sectPr>
@@ -1998,7 +2103,7 @@
     <w:lsdException w:name="Table Web 2" w:semiHidden="1" w:unhideWhenUsed="1"/>
     <w:lsdException w:name="Table Web 3" w:semiHidden="1" w:unhideWhenUsed="1"/>
     <w:lsdException w:name="Balloon Text" w:semiHidden="1" w:unhideWhenUsed="1"/>
-    <w:lsdException w:name="Table Grid" w:uiPriority="59"/>
+    <w:lsdException w:name="Table Grid" w:semiHidden="1" w:uiPriority="59" w:unhideWhenUsed="1"/>
     <w:lsdException w:name="Table Theme" w:semiHidden="1" w:unhideWhenUsed="1"/>
     <w:lsdException w:name="Placeholder Text" w:semiHidden="1"/>
     <w:lsdException w:name="No Spacing" w:uiPriority="1" w:qFormat="1"/>
@@ -13589,7 +13694,7 @@
 </file>
 
 <file path=customXml/itemProps1.xml><?xml version="1.0" encoding="utf-8"?>
-<ds:datastoreItem xmlns:ds="http://schemas.openxmlformats.org/officeDocument/2006/customXml" ds:itemID="{3D180313-2FB6-4EEE-AFFD-F5603C8DE367}">
+<ds:datastoreItem xmlns:ds="http://schemas.openxmlformats.org/officeDocument/2006/customXml" ds:itemID="{8E0DB6A8-413B-497B-A8FF-3F5B88184534}">
   <ds:schemaRefs>
     <ds:schemaRef ds:uri="http://schemas.openxmlformats.org/officeDocument/2006/bibliography"/>
   </ds:schemaRefs>

--- a/lab02_annotation/report.docx
+++ b/lab02_annotation/report.docx
@@ -296,7 +296,7 @@
       <w:r>
         <w:fldChar w:fldCharType="separate"/>
       </w:r>
-      <w:hyperlink w:anchor="_Toc239790086" w:history="1">
+      <w:hyperlink w:anchor="_Toc239791217" w:history="1">
         <w:r>
           <w:rPr>
             <w:rStyle w:val="aff8"/>
@@ -324,7 +324,7 @@
             <w:noProof/>
             <w:webHidden/>
           </w:rPr>
-          <w:instrText xml:space="preserve"> PAGEREF _Toc239790086 \h </w:instrText>
+          <w:instrText xml:space="preserve"> PAGEREF _Toc239791217 \h </w:instrText>
         </w:r>
         <w:r>
           <w:rPr>
@@ -369,7 +369,7 @@
           <w:lang w:val="ru-RU" w:eastAsia="ru-RU"/>
         </w:rPr>
       </w:pPr>
-      <w:hyperlink w:anchor="_Toc239790087" w:history="1">
+      <w:hyperlink w:anchor="_Toc239791218" w:history="1">
         <w:r>
           <w:rPr>
             <w:rStyle w:val="aff8"/>
@@ -397,7 +397,7 @@
             <w:noProof/>
             <w:webHidden/>
           </w:rPr>
-          <w:instrText xml:space="preserve"> PAGEREF _Toc239790087 \h </w:instrText>
+          <w:instrText xml:space="preserve"> PAGEREF _Toc239791218 \h </w:instrText>
         </w:r>
         <w:r>
           <w:rPr>
@@ -442,7 +442,7 @@
           <w:lang w:val="ru-RU" w:eastAsia="ru-RU"/>
         </w:rPr>
       </w:pPr>
-      <w:hyperlink w:anchor="_Toc239790088" w:history="1">
+      <w:hyperlink w:anchor="_Toc239791219" w:history="1">
         <w:r>
           <w:rPr>
             <w:rStyle w:val="aff8"/>
@@ -470,7 +470,7 @@
             <w:noProof/>
             <w:webHidden/>
           </w:rPr>
-          <w:instrText xml:space="preserve"> PAGEREF _Toc239790088 \h </w:instrText>
+          <w:instrText xml:space="preserve"> PAGEREF _Toc239791219 \h </w:instrText>
         </w:r>
         <w:r>
           <w:rPr>
@@ -515,7 +515,7 @@
           <w:lang w:val="ru-RU" w:eastAsia="ru-RU"/>
         </w:rPr>
       </w:pPr>
-      <w:hyperlink w:anchor="_Toc239790089" w:history="1">
+      <w:hyperlink w:anchor="_Toc239791220" w:history="1">
         <w:r>
           <w:rPr>
             <w:rStyle w:val="aff8"/>
@@ -543,7 +543,7 @@
             <w:noProof/>
             <w:webHidden/>
           </w:rPr>
-          <w:instrText xml:space="preserve"> PAGEREF _Toc239790089 \h </w:instrText>
+          <w:instrText xml:space="preserve"> PAGEREF _Toc239791220 \h </w:instrText>
         </w:r>
         <w:r>
           <w:rPr>
@@ -588,7 +588,7 @@
           <w:lang w:val="ru-RU" w:eastAsia="ru-RU"/>
         </w:rPr>
       </w:pPr>
-      <w:hyperlink w:anchor="_Toc239790090" w:history="1">
+      <w:hyperlink w:anchor="_Toc239791221" w:history="1">
         <w:r>
           <w:rPr>
             <w:rStyle w:val="aff8"/>
@@ -616,7 +616,7 @@
             <w:noProof/>
             <w:webHidden/>
           </w:rPr>
-          <w:instrText xml:space="preserve"> PAGEREF _Toc239790090 \h </w:instrText>
+          <w:instrText xml:space="preserve"> PAGEREF _Toc239791221 \h </w:instrText>
         </w:r>
         <w:r>
           <w:rPr>
@@ -661,7 +661,7 @@
           <w:lang w:val="ru-RU" w:eastAsia="ru-RU"/>
         </w:rPr>
       </w:pPr>
-      <w:hyperlink w:anchor="_Toc239790091" w:history="1">
+      <w:hyperlink w:anchor="_Toc239791222" w:history="1">
         <w:r>
           <w:rPr>
             <w:rStyle w:val="aff8"/>
@@ -689,7 +689,7 @@
             <w:noProof/>
             <w:webHidden/>
           </w:rPr>
-          <w:instrText xml:space="preserve"> PAGEREF _Toc239790091 \h </w:instrText>
+          <w:instrText xml:space="preserve"> PAGEREF _Toc239791222 \h </w:instrText>
         </w:r>
         <w:r>
           <w:rPr>
@@ -722,7 +722,7 @@
     </w:p>
     <w:p>
       <w:pPr>
-        <w:pStyle w:val="14"/>
+        <w:pStyle w:val="2c"/>
         <w:tabs>
           <w:tab w:val="right" w:leader="dot" w:pos="9345"/>
         </w:tabs>
@@ -734,14 +734,14 @@
           <w:lang w:val="ru-RU" w:eastAsia="ru-RU"/>
         </w:rPr>
       </w:pPr>
-      <w:hyperlink w:anchor="_Toc239790092" w:history="1">
+      <w:hyperlink w:anchor="_Toc239791223" w:history="1">
         <w:r>
           <w:rPr>
             <w:rStyle w:val="aff8"/>
             <w:rFonts w:eastAsiaTheme="majorEastAsia"/>
             <w:noProof/>
           </w:rPr>
-          <w:t>ЗАКЛЮЧЕНИЕ</w:t>
+          <w:t>1.5 Вклад участников</w:t>
         </w:r>
         <w:r>
           <w:rPr>
@@ -762,7 +762,7 @@
             <w:noProof/>
             <w:webHidden/>
           </w:rPr>
-          <w:instrText xml:space="preserve"> PAGEREF _Toc239790092 \h </w:instrText>
+          <w:instrText xml:space="preserve"> PAGEREF _Toc239791223 \h </w:instrText>
         </w:r>
         <w:r>
           <w:rPr>
@@ -807,14 +807,14 @@
           <w:lang w:val="ru-RU" w:eastAsia="ru-RU"/>
         </w:rPr>
       </w:pPr>
-      <w:hyperlink w:anchor="_Toc239790093" w:history="1">
+      <w:hyperlink w:anchor="_Toc239791224" w:history="1">
         <w:r>
           <w:rPr>
             <w:rStyle w:val="aff8"/>
             <w:rFonts w:eastAsiaTheme="majorEastAsia"/>
             <w:noProof/>
           </w:rPr>
-          <w:t>СПИСОК ИСПОЛЬЗОВАННЫХ ИСТОЧНИКОВ</w:t>
+          <w:t>ЗАКЛЮЧЕНИЕ</w:t>
         </w:r>
         <w:r>
           <w:rPr>
@@ -835,7 +835,7 @@
             <w:noProof/>
             <w:webHidden/>
           </w:rPr>
-          <w:instrText xml:space="preserve"> PAGEREF _Toc239790093 \h </w:instrText>
+          <w:instrText xml:space="preserve"> PAGEREF _Toc239791224 \h </w:instrText>
         </w:r>
         <w:r>
           <w:rPr>
@@ -868,6 +868,79 @@
     </w:p>
     <w:p>
       <w:pPr>
+        <w:pStyle w:val="14"/>
+        <w:tabs>
+          <w:tab w:val="right" w:leader="dot" w:pos="9345"/>
+        </w:tabs>
+        <w:rPr>
+          <w:rFonts w:asciiTheme="minorHAnsi" w:eastAsiaTheme="minorEastAsia" w:hAnsiTheme="minorHAnsi"/>
+          <w:noProof/>
+          <w:color w:val="auto"/>
+          <w:sz w:val="22"/>
+          <w:lang w:val="ru-RU" w:eastAsia="ru-RU"/>
+        </w:rPr>
+      </w:pPr>
+      <w:hyperlink w:anchor="_Toc239791225" w:history="1">
+        <w:r>
+          <w:rPr>
+            <w:rStyle w:val="aff8"/>
+            <w:rFonts w:eastAsiaTheme="majorEastAsia"/>
+            <w:noProof/>
+          </w:rPr>
+          <w:t>СПИСОК ИСПОЛЬЗОВАННЫХ ИСТОЧНИКОВ</w:t>
+        </w:r>
+        <w:r>
+          <w:rPr>
+            <w:noProof/>
+            <w:webHidden/>
+          </w:rPr>
+          <w:tab/>
+        </w:r>
+        <w:r>
+          <w:rPr>
+            <w:noProof/>
+            <w:webHidden/>
+          </w:rPr>
+          <w:fldChar w:fldCharType="begin"/>
+        </w:r>
+        <w:r>
+          <w:rPr>
+            <w:noProof/>
+            <w:webHidden/>
+          </w:rPr>
+          <w:instrText xml:space="preserve"> PAGEREF _Toc239791225 \h </w:instrText>
+        </w:r>
+        <w:r>
+          <w:rPr>
+            <w:noProof/>
+            <w:webHidden/>
+          </w:rPr>
+        </w:r>
+        <w:r>
+          <w:rPr>
+            <w:noProof/>
+            <w:webHidden/>
+          </w:rPr>
+          <w:fldChar w:fldCharType="separate"/>
+        </w:r>
+        <w:r>
+          <w:rPr>
+            <w:noProof/>
+            <w:webHidden/>
+          </w:rPr>
+          <w:t>9</w:t>
+        </w:r>
+        <w:r>
+          <w:rPr>
+            <w:noProof/>
+            <w:webHidden/>
+          </w:rPr>
+          <w:fldChar w:fldCharType="end"/>
+        </w:r>
+      </w:hyperlink>
+    </w:p>
+    <w:p>
+      <w:pPr>
         <w:ind w:firstLine="0"/>
       </w:pPr>
       <w:r>
@@ -883,7 +956,7 @@
         <w:ind w:firstLine="0"/>
         <w:jc w:val="center"/>
       </w:pPr>
-      <w:bookmarkStart w:id="1" w:name="_Toc239790086"/>
+      <w:bookmarkStart w:id="1" w:name="_Toc239791217"/>
       <w:r>
         <w:lastRenderedPageBreak/>
         <w:t>ВВЕДЕНИЕ</w:t>
@@ -920,7 +993,7 @@
         <w:spacing w:after="240"/>
         <w:jc w:val="left"/>
       </w:pPr>
-      <w:bookmarkStart w:id="2" w:name="_Toc239790087"/>
+      <w:bookmarkStart w:id="2" w:name="_Toc239791218"/>
       <w:r>
         <w:lastRenderedPageBreak/>
         <w:t>1 Выполнение работы</w:t>
@@ -934,7 +1007,7 @@
         <w:spacing w:before="240" w:after="240"/>
         <w:jc w:val="left"/>
       </w:pPr>
-      <w:bookmarkStart w:id="3" w:name="_Toc239790088"/>
+      <w:bookmarkStart w:id="3" w:name="_Toc239791219"/>
       <w:r>
         <w:t>1.1 Первичная разметка</w:t>
       </w:r>
@@ -1459,7 +1532,7 @@
         <w:spacing w:before="240" w:after="240"/>
         <w:jc w:val="left"/>
       </w:pPr>
-      <w:bookmarkStart w:id="4" w:name="_Toc239790089"/>
+      <w:bookmarkStart w:id="4" w:name="_Toc239791220"/>
       <w:r>
         <w:t>1.2 Выбор разногласий и общая инструкция</w:t>
       </w:r>
@@ -1509,7 +1582,7 @@
         <w:spacing w:before="240" w:after="240"/>
         <w:jc w:val="left"/>
       </w:pPr>
-      <w:bookmarkStart w:id="5" w:name="_Toc239790090"/>
+      <w:bookmarkStart w:id="5" w:name="_Toc239791221"/>
       <w:r>
         <w:t>1.3 Три спорных примера</w:t>
       </w:r>
@@ -1553,7 +1626,7 @@
         <w:spacing w:before="240" w:after="240"/>
         <w:jc w:val="left"/>
       </w:pPr>
-      <w:bookmarkStart w:id="6" w:name="_Toc239790091"/>
+      <w:bookmarkStart w:id="6" w:name="_Toc239791222"/>
       <w:r>
         <w:t>1.4 Повторный этап и ограничения</w:t>
       </w:r>
@@ -1580,29 +1653,46 @@
     </w:p>
     <w:p>
       <w:pPr>
-        <w:pStyle w:val="1"/>
+        <w:pStyle w:val="21"/>
         <w:keepNext/>
-        <w:pageBreakBefore/>
-        <w:spacing w:after="240"/>
-        <w:ind w:firstLine="0"/>
-        <w:jc w:val="center"/>
+        <w:spacing w:before="240" w:after="240"/>
+        <w:jc w:val="left"/>
       </w:pPr>
-      <w:bookmarkStart w:id="7" w:name="_Toc239790092"/>
+      <w:bookmarkStart w:id="7" w:name="_Toc239791223"/>
       <w:r>
         <w:lastRenderedPageBreak/>
-        <w:t>ЗАКЛЮЧЕНИЕ</w:t>
+        <w:t>1.5 Вклад участников</w:t>
       </w:r>
       <w:bookmarkEnd w:id="7"/>
     </w:p>
     <w:p>
+      <w:pPr>
+        <w:keepLines/>
+      </w:pPr>
       <w:r>
-        <w:t>Инструкция устраняет расхождения, вы</w:t>
+        <w:t>Дущенко Даниил Александров</w:t>
       </w:r>
       <w:r>
-        <w:t>званные разными критериями, обработкой рекламы, сроков и цитат. Недостаток реального контекста полностью устранить нельзя: его следует явно кодировать и анализировать. Целевая переменная возникает из согласованной исследовательской процедуры. Для воспроизв</w:t>
+        <w:t>ич подготовил корпус из 90 сообщений и идентификаторы записей, организовал получение первичных и повторных модельных разметок, объединил файлы ответов и реализовал воспроизводимый выбор 30 спорных текстов.</w:t>
+      </w:r>
+    </w:p>
+    <w:p>
+      <w:pPr>
+        <w:keepLines/>
+      </w:pPr>
+      <w:r>
+        <w:t>Коваленко Евгений Юрьевич систематизировал причины</w:t>
       </w:r>
       <w:r>
-        <w:t>одимости сохранены шесть файлов индивидуальных ответов, объединённая таблица, список спорных случаев, инструкция и расчёт метрик. Повторный запуск evaluate.py восстанавливает все коэффициенты из исходных меток.</w:t>
+        <w:t xml:space="preserve"> разногласий, подготовил общую инструкцию и примеры пограничных случаев, выполнил расчёт и проверку коэффициентов Cohen’s kappa и Fleiss’ kappa, сопоставил результаты до и после уточнения инструкции.</w:t>
+      </w:r>
+    </w:p>
+    <w:p>
+      <w:r>
+        <w:t xml:space="preserve">Совместно мы сформулировали выводы и подготовили отчёт. </w:t>
+      </w:r>
+      <w:r>
+        <w:t>Обозначения A/B/C относятся к трём модельным разметчикам, а не к авторам отчёта; их исходные ответы при анализе не исправлялись.</w:t>
       </w:r>
     </w:p>
     <w:p>
@@ -1614,27 +1704,51 @@
         <w:ind w:firstLine="0"/>
         <w:jc w:val="center"/>
       </w:pPr>
-      <w:bookmarkStart w:id="8" w:name="_Toc239790093"/>
+      <w:bookmarkStart w:id="8" w:name="_Toc239791224"/>
       <w:r>
         <w:lastRenderedPageBreak/>
-        <w:t>СПИСОК ИСПОЛЬЗОВАННЫХ ИСТОЧНИКОВ</w:t>
+        <w:t>ЗАКЛЮЧЕНИЕ</w:t>
       </w:r>
       <w:bookmarkEnd w:id="8"/>
     </w:p>
     <w:p>
       <w:r>
-        <w:t>[1] scikit-l</w:t>
+        <w:t>Инструкция устраняет расхождения, вызванные разными критериями, обработкой рекламы, сроков и цитат. Недостаток реаль</w:t>
       </w:r>
       <w:r>
-        <w:t>earn. cohen_kappa_score. URL: https://scikit-learn.org/stable/modules/generated/sklearn.metrics.cohen_kappa_score.html (дата обращения: 08.09.2026).</w:t>
+        <w:t>ного контекста полностью устранить нельзя: его следует явно кодировать и анализировать. Целевая переменная возникает из согласованной исследовательской процедуры. Для воспроизводимости сохранены шесть файлов индивидуальных ответов, объединённая таблица, сп</w:t>
+      </w:r>
+      <w:r>
+        <w:t>исок спорных случаев, инструкция и расчёт метрик. Повторный запуск evaluate.py восстанавливает все коэффициенты из исходных меток.</w:t>
+      </w:r>
+    </w:p>
+    <w:p>
+      <w:pPr>
+        <w:pStyle w:val="1"/>
+        <w:keepNext/>
+        <w:pageBreakBefore/>
+        <w:spacing w:after="240"/>
+        <w:ind w:firstLine="0"/>
+        <w:jc w:val="center"/>
+      </w:pPr>
+      <w:bookmarkStart w:id="9" w:name="_Toc239791225"/>
+      <w:r>
+        <w:lastRenderedPageBreak/>
+        <w:t>СПИСОК ИСПОЛЬЗОВАННЫХ ИСТОЧНИКОВ</w:t>
+      </w:r>
+      <w:bookmarkEnd w:id="9"/>
+    </w:p>
+    <w:p>
+      <w:r>
+        <w:t>[1] scikit-learn. cohen_kappa_score. URL: https://scikit-learn.org/stable/modules/generated/</w:t>
+      </w:r>
+      <w:r>
+        <w:t>sklearn.metrics.cohen_kappa_score.html (дата обращения: 08.09.2026).</w:t>
       </w:r>
     </w:p>
     <w:p>
       <w:r>
-        <w:t>[2] statsmodels. fleiss_kappa. URL: https://www.statsmodels.org/stable/generated/statsmodels.stats.inter_ra</w:t>
-      </w:r>
-      <w:r>
-        <w:t>ter.fleiss_kappa.html (дата обращения: 08.09.2026).</w:t>
+        <w:t>[2] statsmodels. fleiss_kappa. URL: https://www.statsmodels.org/stable/generated/statsmodels.stats.inter_rater.fleiss_kappa.html (дата обращения: 08.09.2026).</w:t>
       </w:r>
     </w:p>
     <w:sectPr>
@@ -13694,7 +13808,7 @@
 </file>
 
 <file path=customXml/itemProps1.xml><?xml version="1.0" encoding="utf-8"?>
-<ds:datastoreItem xmlns:ds="http://schemas.openxmlformats.org/officeDocument/2006/customXml" ds:itemID="{8E0DB6A8-413B-497B-A8FF-3F5B88184534}">
+<ds:datastoreItem xmlns:ds="http://schemas.openxmlformats.org/officeDocument/2006/customXml" ds:itemID="{71C8DDC1-8016-440D-BA63-9EEC32D34044}">
   <ds:schemaRefs>
     <ds:schemaRef ds:uri="http://schemas.openxmlformats.org/officeDocument/2006/bibliography"/>
   </ds:schemaRefs>

--- a/lab02_annotation/report.docx
+++ b/lab02_annotation/report.docx
@@ -296,7 +296,7 @@
       <w:r>
         <w:fldChar w:fldCharType="separate"/>
       </w:r>
-      <w:hyperlink w:anchor="_Toc239791217" w:history="1">
+      <w:hyperlink w:anchor="_Toc239880315" w:history="1">
         <w:r>
           <w:rPr>
             <w:rStyle w:val="aff8"/>
@@ -324,7 +324,7 @@
             <w:noProof/>
             <w:webHidden/>
           </w:rPr>
-          <w:instrText xml:space="preserve"> PAGEREF _Toc239791217 \h </w:instrText>
+          <w:instrText xml:space="preserve"> PAGEREF _Toc239880315 \h </w:instrText>
         </w:r>
         <w:r>
           <w:rPr>
@@ -369,7 +369,7 @@
           <w:lang w:val="ru-RU" w:eastAsia="ru-RU"/>
         </w:rPr>
       </w:pPr>
-      <w:hyperlink w:anchor="_Toc239791218" w:history="1">
+      <w:hyperlink w:anchor="_Toc239880316" w:history="1">
         <w:r>
           <w:rPr>
             <w:rStyle w:val="aff8"/>
@@ -397,7 +397,7 @@
             <w:noProof/>
             <w:webHidden/>
           </w:rPr>
-          <w:instrText xml:space="preserve"> PAGEREF _Toc239791218 \h </w:instrText>
+          <w:instrText xml:space="preserve"> PAGEREF _Toc239880316 \h </w:instrText>
         </w:r>
         <w:r>
           <w:rPr>
@@ -442,7 +442,7 @@
           <w:lang w:val="ru-RU" w:eastAsia="ru-RU"/>
         </w:rPr>
       </w:pPr>
-      <w:hyperlink w:anchor="_Toc239791219" w:history="1">
+      <w:hyperlink w:anchor="_Toc239880317" w:history="1">
         <w:r>
           <w:rPr>
             <w:rStyle w:val="aff8"/>
@@ -470,7 +470,7 @@
             <w:noProof/>
             <w:webHidden/>
           </w:rPr>
-          <w:instrText xml:space="preserve"> PAGEREF _Toc239791219 \h </w:instrText>
+          <w:instrText xml:space="preserve"> PAGEREF _Toc239880317 \h </w:instrText>
         </w:r>
         <w:r>
           <w:rPr>
@@ -515,7 +515,7 @@
           <w:lang w:val="ru-RU" w:eastAsia="ru-RU"/>
         </w:rPr>
       </w:pPr>
-      <w:hyperlink w:anchor="_Toc239791220" w:history="1">
+      <w:hyperlink w:anchor="_Toc239880318" w:history="1">
         <w:r>
           <w:rPr>
             <w:rStyle w:val="aff8"/>
@@ -543,7 +543,7 @@
             <w:noProof/>
             <w:webHidden/>
           </w:rPr>
-          <w:instrText xml:space="preserve"> PAGEREF _Toc239791220 \h </w:instrText>
+          <w:instrText xml:space="preserve"> PAGEREF _Toc239880318 \h </w:instrText>
         </w:r>
         <w:r>
           <w:rPr>
@@ -588,7 +588,7 @@
           <w:lang w:val="ru-RU" w:eastAsia="ru-RU"/>
         </w:rPr>
       </w:pPr>
-      <w:hyperlink w:anchor="_Toc239791221" w:history="1">
+      <w:hyperlink w:anchor="_Toc239880319" w:history="1">
         <w:r>
           <w:rPr>
             <w:rStyle w:val="aff8"/>
@@ -616,7 +616,7 @@
             <w:noProof/>
             <w:webHidden/>
           </w:rPr>
-          <w:instrText xml:space="preserve"> PAGEREF _Toc239791221 \h </w:instrText>
+          <w:instrText xml:space="preserve"> PAGEREF _Toc239880319 \h </w:instrText>
         </w:r>
         <w:r>
           <w:rPr>
@@ -661,7 +661,7 @@
           <w:lang w:val="ru-RU" w:eastAsia="ru-RU"/>
         </w:rPr>
       </w:pPr>
-      <w:hyperlink w:anchor="_Toc239791222" w:history="1">
+      <w:hyperlink w:anchor="_Toc239880320" w:history="1">
         <w:r>
           <w:rPr>
             <w:rStyle w:val="aff8"/>
@@ -689,7 +689,7 @@
             <w:noProof/>
             <w:webHidden/>
           </w:rPr>
-          <w:instrText xml:space="preserve"> PAGEREF _Toc239791222 \h </w:instrText>
+          <w:instrText xml:space="preserve"> PAGEREF _Toc239880320 \h </w:instrText>
         </w:r>
         <w:r>
           <w:rPr>
@@ -734,7 +734,7 @@
           <w:lang w:val="ru-RU" w:eastAsia="ru-RU"/>
         </w:rPr>
       </w:pPr>
-      <w:hyperlink w:anchor="_Toc239791223" w:history="1">
+      <w:hyperlink w:anchor="_Toc239880321" w:history="1">
         <w:r>
           <w:rPr>
             <w:rStyle w:val="aff8"/>
@@ -762,7 +762,7 @@
             <w:noProof/>
             <w:webHidden/>
           </w:rPr>
-          <w:instrText xml:space="preserve"> PAGEREF _Toc239791223 \h </w:instrText>
+          <w:instrText xml:space="preserve"> PAGEREF _Toc239880321 \h </w:instrText>
         </w:r>
         <w:r>
           <w:rPr>
@@ -807,7 +807,7 @@
           <w:lang w:val="ru-RU" w:eastAsia="ru-RU"/>
         </w:rPr>
       </w:pPr>
-      <w:hyperlink w:anchor="_Toc239791224" w:history="1">
+      <w:hyperlink w:anchor="_Toc239880322" w:history="1">
         <w:r>
           <w:rPr>
             <w:rStyle w:val="aff8"/>
@@ -835,7 +835,7 @@
             <w:noProof/>
             <w:webHidden/>
           </w:rPr>
-          <w:instrText xml:space="preserve"> PAGEREF _Toc239791224 \h </w:instrText>
+          <w:instrText xml:space="preserve"> PAGEREF _Toc239880322 \h </w:instrText>
         </w:r>
         <w:r>
           <w:rPr>
@@ -880,7 +880,7 @@
           <w:lang w:val="ru-RU" w:eastAsia="ru-RU"/>
         </w:rPr>
       </w:pPr>
-      <w:hyperlink w:anchor="_Toc239791225" w:history="1">
+      <w:hyperlink w:anchor="_Toc239880323" w:history="1">
         <w:r>
           <w:rPr>
             <w:rStyle w:val="aff8"/>
@@ -908,7 +908,7 @@
             <w:noProof/>
             <w:webHidden/>
           </w:rPr>
-          <w:instrText xml:space="preserve"> PAGEREF _Toc239791225 \h </w:instrText>
+          <w:instrText xml:space="preserve"> PAGEREF _Toc239880323 \h </w:instrText>
         </w:r>
         <w:r>
           <w:rPr>
@@ -956,7 +956,7 @@
         <w:ind w:firstLine="0"/>
         <w:jc w:val="center"/>
       </w:pPr>
-      <w:bookmarkStart w:id="1" w:name="_Toc239791217"/>
+      <w:bookmarkStart w:id="1" w:name="_Toc239880315"/>
       <w:r>
         <w:lastRenderedPageBreak/>
         <w:t>ВВЕДЕНИЕ</w:t>
@@ -993,7 +993,7 @@
         <w:spacing w:after="240"/>
         <w:jc w:val="left"/>
       </w:pPr>
-      <w:bookmarkStart w:id="2" w:name="_Toc239791218"/>
+      <w:bookmarkStart w:id="2" w:name="_Toc239880316"/>
       <w:r>
         <w:lastRenderedPageBreak/>
         <w:t>1 Выполнение работы</w:t>
@@ -1007,7 +1007,7 @@
         <w:spacing w:before="240" w:after="240"/>
         <w:jc w:val="left"/>
       </w:pPr>
-      <w:bookmarkStart w:id="3" w:name="_Toc239791219"/>
+      <w:bookmarkStart w:id="3" w:name="_Toc239880317"/>
       <w:r>
         <w:t>1.1 Первичная разметка</w:t>
       </w:r>
@@ -1532,7 +1532,7 @@
         <w:spacing w:before="240" w:after="240"/>
         <w:jc w:val="left"/>
       </w:pPr>
-      <w:bookmarkStart w:id="4" w:name="_Toc239791220"/>
+      <w:bookmarkStart w:id="4" w:name="_Toc239880318"/>
       <w:r>
         <w:t>1.2 Выбор разногласий и общая инструкция</w:t>
       </w:r>
@@ -1582,7 +1582,7 @@
         <w:spacing w:before="240" w:after="240"/>
         <w:jc w:val="left"/>
       </w:pPr>
-      <w:bookmarkStart w:id="5" w:name="_Toc239791221"/>
+      <w:bookmarkStart w:id="5" w:name="_Toc239880319"/>
       <w:r>
         <w:t>1.3 Три спорных примера</w:t>
       </w:r>
@@ -1590,7 +1590,7 @@
     </w:p>
     <w:p>
       <w:r>
-        <w:t xml:space="preserve">T26: «Мне срочно нужен совет по выбору обоев». Первично A поставил ?, B и C — 1. Для A отсутствовала причина немедленного решения, другие участники </w:t>
+        <w:t xml:space="preserve">T26: «Мне срочно нужен совет по выбору обоев». Первично A поставил ?, B и C — 1. Для A отсутствовала причина немедленного решения, разметчики B и C </w:t>
       </w:r>
       <w:r>
         <w:t>учитывали прямой маркер. После инструкции все поставили 1: размечается выраженное требование, а не доказанная важность ремонта. Этот конфликт устраняется выбором операционального определения, а не обнаружением скрытого объективного ответа.</w:t>
@@ -1626,7 +1626,7 @@
         <w:spacing w:before="240" w:after="240"/>
         <w:jc w:val="left"/>
       </w:pPr>
-      <w:bookmarkStart w:id="6" w:name="_Toc239791222"/>
+      <w:bookmarkStart w:id="6" w:name="_Toc239880320"/>
       <w:r>
         <w:t>1.4 Повторный этап и ограничения</w:t>
       </w:r>
@@ -1658,7 +1658,7 @@
         <w:spacing w:before="240" w:after="240"/>
         <w:jc w:val="left"/>
       </w:pPr>
-      <w:bookmarkStart w:id="7" w:name="_Toc239791223"/>
+      <w:bookmarkStart w:id="7" w:name="_Toc239880321"/>
       <w:r>
         <w:lastRenderedPageBreak/>
         <w:t>1.5 Вклад участников</w:t>
@@ -1704,7 +1704,7 @@
         <w:ind w:firstLine="0"/>
         <w:jc w:val="center"/>
       </w:pPr>
-      <w:bookmarkStart w:id="8" w:name="_Toc239791224"/>
+      <w:bookmarkStart w:id="8" w:name="_Toc239880322"/>
       <w:r>
         <w:lastRenderedPageBreak/>
         <w:t>ЗАКЛЮЧЕНИЕ</w:t>
@@ -1731,7 +1731,7 @@
         <w:ind w:firstLine="0"/>
         <w:jc w:val="center"/>
       </w:pPr>
-      <w:bookmarkStart w:id="9" w:name="_Toc239791225"/>
+      <w:bookmarkStart w:id="9" w:name="_Toc239880323"/>
       <w:r>
         <w:lastRenderedPageBreak/>
         <w:t>СПИСОК ИСПОЛЬЗОВАННЫХ ИСТОЧНИКОВ</w:t>
@@ -13808,7 +13808,7 @@
 </file>
 
 <file path=customXml/itemProps1.xml><?xml version="1.0" encoding="utf-8"?>
-<ds:datastoreItem xmlns:ds="http://schemas.openxmlformats.org/officeDocument/2006/customXml" ds:itemID="{71C8DDC1-8016-440D-BA63-9EEC32D34044}">
+<ds:datastoreItem xmlns:ds="http://schemas.openxmlformats.org/officeDocument/2006/customXml" ds:itemID="{586A6F17-172B-4462-BE0A-17882F30F95D}">
   <ds:schemaRefs>
     <ds:schemaRef ds:uri="http://schemas.openxmlformats.org/officeDocument/2006/bibliography"/>
   </ds:schemaRefs>
